--- a/activity3/R25EF189_ASSIGNMENT3.docx
+++ b/activity3/R25EF189_ASSIGNMENT3.docx
@@ -22,17 +22,24 @@
           <w:sz w:val="28"/>
           <w:szCs w:val="28"/>
         </w:rPr>
-        <w:t>1.COMMITING AND PUSHING INTO GITHUB</w:t>
+        <w:t>1.Blame Annotations in GitLens</w:t>
       </w:r>
       <w:r>
         <w:rPr>
+          <w:sz w:val="28"/>
+          <w:szCs w:val="28"/>
+        </w:rPr>
+        <w:t xml:space="preserve"> </w:t>
+      </w:r>
+      <w:r>
+        <w:rPr>
           <w:noProof/>
         </w:rPr>
         <w:drawing>
-          <wp:inline distT="0" distB="0" distL="0" distR="0" wp14:anchorId="11B21D57" wp14:editId="4EA37125">
-            <wp:extent cx="6040120" cy="4070839"/>
-            <wp:effectExtent l="0" t="0" r="5080" b="6350"/>
-            <wp:docPr id="685059892" name="Picture 2"/>
+          <wp:inline distT="0" distB="0" distL="0" distR="0" wp14:anchorId="79481A4D" wp14:editId="3136AC6D">
+            <wp:extent cx="6010910" cy="3894666"/>
+            <wp:effectExtent l="0" t="0" r="0" b="4445"/>
+            <wp:docPr id="741132251" name="Picture 3"/>
             <wp:cNvGraphicFramePr>
               <a:graphicFrameLocks xmlns:a="http://schemas.openxmlformats.org/drawingml/2006/main" noChangeAspect="1"/>
             </wp:cNvGraphicFramePr>
@@ -40,7 +47,7 @@
               <a:graphicData uri="http://schemas.openxmlformats.org/drawingml/2006/picture">
                 <pic:pic xmlns:pic="http://schemas.openxmlformats.org/drawingml/2006/picture">
                   <pic:nvPicPr>
-                    <pic:cNvPr id="685059892" name="Picture 685059892"/>
+                    <pic:cNvPr id="741132251" name="Picture 741132251"/>
                     <pic:cNvPicPr/>
                   </pic:nvPicPr>
                   <pic:blipFill>
@@ -58,7 +65,7 @@
                   <pic:spPr>
                     <a:xfrm>
                       <a:off x="0" y="0"/>
-                      <a:ext cx="6051948" cy="4078811"/>
+                      <a:ext cx="6017947" cy="3899225"/>
                     </a:xfrm>
                     <a:prstGeom prst="rect">
                       <a:avLst/>
@@ -78,17 +85,17 @@
           <w:sz w:val="28"/>
           <w:szCs w:val="28"/>
         </w:rPr>
-        <w:t>2.CHECKING THE UPDATED REPO IN THE GITHUB SITE</w:t>
+        <w:t>2.Git commit-History</w:t>
       </w:r>
       <w:r>
         <w:rPr>
           <w:noProof/>
         </w:rPr>
         <w:drawing>
-          <wp:inline distT="0" distB="0" distL="0" distR="0" wp14:anchorId="363F9C68" wp14:editId="54EE2237">
-            <wp:extent cx="6040120" cy="4176346"/>
-            <wp:effectExtent l="0" t="0" r="5080" b="2540"/>
-            <wp:docPr id="1325142659" name="Picture 3"/>
+          <wp:inline distT="0" distB="0" distL="0" distR="0" wp14:anchorId="1674BF82" wp14:editId="6B18CB28">
+            <wp:extent cx="6010910" cy="4368800"/>
+            <wp:effectExtent l="0" t="0" r="0" b="0"/>
+            <wp:docPr id="2017159314" name="Picture 4"/>
             <wp:cNvGraphicFramePr>
               <a:graphicFrameLocks xmlns:a="http://schemas.openxmlformats.org/drawingml/2006/main" noChangeAspect="1"/>
             </wp:cNvGraphicFramePr>
@@ -96,7 +103,7 @@
               <a:graphicData uri="http://schemas.openxmlformats.org/drawingml/2006/picture">
                 <pic:pic xmlns:pic="http://schemas.openxmlformats.org/drawingml/2006/picture">
                   <pic:nvPicPr>
-                    <pic:cNvPr id="1325142659" name="Picture 1325142659"/>
+                    <pic:cNvPr id="2017159314" name="Picture 2017159314"/>
                     <pic:cNvPicPr/>
                   </pic:nvPicPr>
                   <pic:blipFill>
@@ -114,7 +121,7 @@
                   <pic:spPr>
                     <a:xfrm>
                       <a:off x="0" y="0"/>
-                      <a:ext cx="6054248" cy="4186114"/>
+                      <a:ext cx="6025876" cy="4379677"/>
                     </a:xfrm>
                     <a:prstGeom prst="rect">
                       <a:avLst/>
@@ -131,8 +138,6 @@
       <w:pPr>
         <w:pStyle w:val="ListParagraph"/>
         <w:ind w:left="0"/>
-      </w:pPr>
-      <w:r>
         <w:rPr>
           <w:rFonts w:ascii="Times New Roman" w:hAnsi="Times New Roman" w:cs="Times New Roman"/>
           <w:b/>
@@ -140,9 +145,7 @@
           <w:sz w:val="28"/>
           <w:szCs w:val="28"/>
         </w:rPr>
-        <w:lastRenderedPageBreak/>
-        <w:t xml:space="preserve">3.SEPRATE </w:t>
-      </w:r>
+      </w:pPr>
       <w:r>
         <w:rPr>
           <w:rFonts w:ascii="Times New Roman" w:hAnsi="Times New Roman" w:cs="Times New Roman"/>
@@ -151,47 +154,18 @@
           <w:sz w:val="28"/>
           <w:szCs w:val="28"/>
         </w:rPr>
-        <w:t xml:space="preserve">3 </w:t>
+        <w:lastRenderedPageBreak/>
+        <w:t xml:space="preserve">3.Live Share </w:t>
       </w:r>
       <w:r>
         <w:rPr>
-          <w:rFonts w:ascii="Times New Roman" w:hAnsi="Times New Roman" w:cs="Times New Roman"/>
-          <w:b/>
-          <w:bCs/>
-          <w:sz w:val="28"/>
-          <w:szCs w:val="28"/>
-        </w:rPr>
-        <w:t>COMMIT</w:t>
-      </w:r>
-      <w:r>
-        <w:rPr>
-          <w:rFonts w:ascii="Times New Roman" w:hAnsi="Times New Roman" w:cs="Times New Roman"/>
-          <w:b/>
-          <w:bCs/>
-          <w:sz w:val="28"/>
-          <w:szCs w:val="28"/>
-        </w:rPr>
-        <w:t>S</w:t>
-      </w:r>
-      <w:r>
-        <w:rPr>
-          <w:rFonts w:ascii="Times New Roman" w:hAnsi="Times New Roman" w:cs="Times New Roman"/>
-          <w:b/>
-          <w:bCs/>
-          <w:sz w:val="28"/>
-          <w:szCs w:val="28"/>
-        </w:rPr>
-        <w:t xml:space="preserve"> AND CHECKING THE COMMIT HISTORY</w:t>
-      </w:r>
-      <w:r>
-        <w:rPr>
           <w:noProof/>
         </w:rPr>
         <w:drawing>
-          <wp:inline distT="0" distB="0" distL="0" distR="0" wp14:anchorId="21407968" wp14:editId="58D7413A">
-            <wp:extent cx="6075485" cy="3727304"/>
-            <wp:effectExtent l="0" t="0" r="0" b="0"/>
-            <wp:docPr id="378106948" name="Picture 4"/>
+          <wp:inline distT="0" distB="0" distL="0" distR="0" wp14:anchorId="56ACB6F2" wp14:editId="57D6EB96">
+            <wp:extent cx="6045200" cy="3945255"/>
+            <wp:effectExtent l="0" t="0" r="0" b="4445"/>
+            <wp:docPr id="151641976" name="Picture 5"/>
             <wp:cNvGraphicFramePr>
               <a:graphicFrameLocks xmlns:a="http://schemas.openxmlformats.org/drawingml/2006/main" noChangeAspect="1"/>
             </wp:cNvGraphicFramePr>
@@ -199,7 +173,7 @@
               <a:graphicData uri="http://schemas.openxmlformats.org/drawingml/2006/picture">
                 <pic:pic xmlns:pic="http://schemas.openxmlformats.org/drawingml/2006/picture">
                   <pic:nvPicPr>
-                    <pic:cNvPr id="378106948" name="Picture 378106948"/>
+                    <pic:cNvPr id="151641976" name="Picture 151641976"/>
                     <pic:cNvPicPr/>
                   </pic:nvPicPr>
                   <pic:blipFill>
@@ -217,7 +191,274 @@
                   <pic:spPr>
                     <a:xfrm>
                       <a:off x="0" y="0"/>
-                      <a:ext cx="6089746" cy="3736053"/>
+                      <a:ext cx="6051879" cy="3949614"/>
+                    </a:xfrm>
+                    <a:prstGeom prst="rect">
+                      <a:avLst/>
+                    </a:prstGeom>
+                  </pic:spPr>
+                </pic:pic>
+              </a:graphicData>
+            </a:graphic>
+          </wp:inline>
+        </w:drawing>
+      </w:r>
+      <w:r>
+        <w:rPr>
+          <w:rFonts w:ascii="Times New Roman" w:hAnsi="Times New Roman" w:cs="Times New Roman"/>
+          <w:b/>
+          <w:bCs/>
+          <w:sz w:val="28"/>
+          <w:szCs w:val="28"/>
+        </w:rPr>
+        <w:t>4.Commit, Push using GitHub CLI</w:t>
+      </w:r>
+      <w:r>
+        <w:rPr>
+          <w:noProof/>
+        </w:rPr>
+        <w:drawing>
+          <wp:inline distT="0" distB="0" distL="0" distR="0" wp14:anchorId="02D2D4DF" wp14:editId="4B88BD67">
+            <wp:extent cx="6045200" cy="4250055"/>
+            <wp:effectExtent l="0" t="0" r="0" b="4445"/>
+            <wp:docPr id="1712703230" name="Picture 6"/>
+            <wp:cNvGraphicFramePr>
+              <a:graphicFrameLocks xmlns:a="http://schemas.openxmlformats.org/drawingml/2006/main" noChangeAspect="1"/>
+            </wp:cNvGraphicFramePr>
+            <a:graphic xmlns:a="http://schemas.openxmlformats.org/drawingml/2006/main">
+              <a:graphicData uri="http://schemas.openxmlformats.org/drawingml/2006/picture">
+                <pic:pic xmlns:pic="http://schemas.openxmlformats.org/drawingml/2006/picture">
+                  <pic:nvPicPr>
+                    <pic:cNvPr id="1712703230" name="Picture 1712703230"/>
+                    <pic:cNvPicPr/>
+                  </pic:nvPicPr>
+                  <pic:blipFill>
+                    <a:blip r:embed="rId8" cstate="print">
+                      <a:extLst>
+                        <a:ext uri="{28A0092B-C50C-407E-A947-70E740481C1C}">
+                          <a14:useLocalDpi xmlns:a14="http://schemas.microsoft.com/office/drawing/2010/main" val="0"/>
+                        </a:ext>
+                      </a:extLst>
+                    </a:blip>
+                    <a:stretch>
+                      <a:fillRect/>
+                    </a:stretch>
+                  </pic:blipFill>
+                  <pic:spPr>
+                    <a:xfrm>
+                      <a:off x="0" y="0"/>
+                      <a:ext cx="6061451" cy="4261480"/>
+                    </a:xfrm>
+                    <a:prstGeom prst="rect">
+                      <a:avLst/>
+                    </a:prstGeom>
+                  </pic:spPr>
+                </pic:pic>
+              </a:graphicData>
+            </a:graphic>
+          </wp:inline>
+        </w:drawing>
+      </w:r>
+    </w:p>
+    <w:p>
+      <w:pPr>
+        <w:pStyle w:val="ListParagraph"/>
+        <w:ind w:left="0"/>
+        <w:rPr>
+          <w:rFonts w:ascii="Times New Roman" w:hAnsi="Times New Roman" w:cs="Times New Roman"/>
+          <w:b/>
+          <w:bCs/>
+          <w:sz w:val="28"/>
+          <w:szCs w:val="28"/>
+        </w:rPr>
+      </w:pPr>
+      <w:r>
+        <w:rPr>
+          <w:rFonts w:ascii="Times New Roman" w:hAnsi="Times New Roman" w:cs="Times New Roman"/>
+          <w:b/>
+          <w:bCs/>
+          <w:sz w:val="28"/>
+          <w:szCs w:val="28"/>
+        </w:rPr>
+        <w:lastRenderedPageBreak/>
+        <w:t>5.</w:t>
+      </w:r>
+      <w:r>
+        <w:rPr>
+          <w:rFonts w:ascii="Times New Roman" w:hAnsi="Times New Roman" w:cs="Times New Roman"/>
+          <w:b/>
+          <w:bCs/>
+          <w:sz w:val="28"/>
+          <w:szCs w:val="28"/>
+        </w:rPr>
+        <w:t xml:space="preserve">Blame Annotations for committed file </w:t>
+      </w:r>
+      <w:r>
+        <w:rPr>
+          <w:noProof/>
+        </w:rPr>
+        <w:drawing>
+          <wp:inline distT="0" distB="0" distL="0" distR="0" wp14:anchorId="4E65AF3C" wp14:editId="32BF8110">
+            <wp:extent cx="5969000" cy="3996266"/>
+            <wp:effectExtent l="0" t="0" r="0" b="4445"/>
+            <wp:docPr id="1329237749" name="Picture 1"/>
+            <wp:cNvGraphicFramePr>
+              <a:graphicFrameLocks xmlns:a="http://schemas.openxmlformats.org/drawingml/2006/main" noChangeAspect="1"/>
+            </wp:cNvGraphicFramePr>
+            <a:graphic xmlns:a="http://schemas.openxmlformats.org/drawingml/2006/main">
+              <a:graphicData uri="http://schemas.openxmlformats.org/drawingml/2006/picture">
+                <pic:pic xmlns:pic="http://schemas.openxmlformats.org/drawingml/2006/picture">
+                  <pic:nvPicPr>
+                    <pic:cNvPr id="1329237749" name="Picture 1329237749"/>
+                    <pic:cNvPicPr/>
+                  </pic:nvPicPr>
+                  <pic:blipFill>
+                    <a:blip r:embed="rId9" cstate="print">
+                      <a:extLst>
+                        <a:ext uri="{28A0092B-C50C-407E-A947-70E740481C1C}">
+                          <a14:useLocalDpi xmlns:a14="http://schemas.microsoft.com/office/drawing/2010/main" val="0"/>
+                        </a:ext>
+                      </a:extLst>
+                    </a:blip>
+                    <a:stretch>
+                      <a:fillRect/>
+                    </a:stretch>
+                  </pic:blipFill>
+                  <pic:spPr>
+                    <a:xfrm>
+                      <a:off x="0" y="0"/>
+                      <a:ext cx="5980428" cy="4003917"/>
+                    </a:xfrm>
+                    <a:prstGeom prst="rect">
+                      <a:avLst/>
+                    </a:prstGeom>
+                  </pic:spPr>
+                </pic:pic>
+              </a:graphicData>
+            </a:graphic>
+          </wp:inline>
+        </w:drawing>
+      </w:r>
+      <w:r>
+        <w:rPr>
+          <w:rFonts w:ascii="Times New Roman" w:hAnsi="Times New Roman" w:cs="Times New Roman"/>
+          <w:b/>
+          <w:bCs/>
+          <w:sz w:val="28"/>
+          <w:szCs w:val="28"/>
+        </w:rPr>
+        <w:t>6.Checking in GitHub for commits after collaboration</w:t>
+      </w:r>
+      <w:r>
+        <w:rPr>
+          <w:noProof/>
+        </w:rPr>
+        <w:drawing>
+          <wp:inline distT="0" distB="0" distL="0" distR="0" wp14:anchorId="6050AD05" wp14:editId="010B8A26">
+            <wp:extent cx="5969000" cy="4267200"/>
+            <wp:effectExtent l="0" t="0" r="0" b="0"/>
+            <wp:docPr id="1746264734" name="Picture 2"/>
+            <wp:cNvGraphicFramePr>
+              <a:graphicFrameLocks xmlns:a="http://schemas.openxmlformats.org/drawingml/2006/main" noChangeAspect="1"/>
+            </wp:cNvGraphicFramePr>
+            <a:graphic xmlns:a="http://schemas.openxmlformats.org/drawingml/2006/main">
+              <a:graphicData uri="http://schemas.openxmlformats.org/drawingml/2006/picture">
+                <pic:pic xmlns:pic="http://schemas.openxmlformats.org/drawingml/2006/picture">
+                  <pic:nvPicPr>
+                    <pic:cNvPr id="1746264734" name="Picture 1746264734"/>
+                    <pic:cNvPicPr/>
+                  </pic:nvPicPr>
+                  <pic:blipFill>
+                    <a:blip r:embed="rId10" cstate="print">
+                      <a:extLst>
+                        <a:ext uri="{28A0092B-C50C-407E-A947-70E740481C1C}">
+                          <a14:useLocalDpi xmlns:a14="http://schemas.microsoft.com/office/drawing/2010/main" val="0"/>
+                        </a:ext>
+                      </a:extLst>
+                    </a:blip>
+                    <a:stretch>
+                      <a:fillRect/>
+                    </a:stretch>
+                  </pic:blipFill>
+                  <pic:spPr>
+                    <a:xfrm>
+                      <a:off x="0" y="0"/>
+                      <a:ext cx="5991574" cy="4283338"/>
+                    </a:xfrm>
+                    <a:prstGeom prst="rect">
+                      <a:avLst/>
+                    </a:prstGeom>
+                  </pic:spPr>
+                </pic:pic>
+              </a:graphicData>
+            </a:graphic>
+          </wp:inline>
+        </w:drawing>
+      </w:r>
+    </w:p>
+    <w:p>
+      <w:pPr>
+        <w:pStyle w:val="ListParagraph"/>
+        <w:ind w:left="0"/>
+        <w:rPr>
+          <w:rFonts w:ascii="Times New Roman" w:hAnsi="Times New Roman" w:cs="Times New Roman"/>
+          <w:b/>
+          <w:bCs/>
+          <w:sz w:val="28"/>
+          <w:szCs w:val="28"/>
+        </w:rPr>
+      </w:pPr>
+      <w:r>
+        <w:rPr>
+          <w:rFonts w:ascii="Times New Roman" w:hAnsi="Times New Roman" w:cs="Times New Roman"/>
+          <w:b/>
+          <w:bCs/>
+          <w:sz w:val="28"/>
+          <w:szCs w:val="28"/>
+        </w:rPr>
+        <w:lastRenderedPageBreak/>
+        <w:t>7.Collaboration Log</w:t>
+      </w:r>
+      <w:r>
+        <w:rPr>
+          <w:rFonts w:ascii="Times New Roman" w:hAnsi="Times New Roman" w:cs="Times New Roman"/>
+          <w:b/>
+          <w:bCs/>
+          <w:noProof/>
+          <w:sz w:val="28"/>
+          <w:szCs w:val="28"/>
+        </w:rPr>
+        <w:drawing>
+          <wp:inline distT="0" distB="0" distL="0" distR="0" wp14:anchorId="277907F1" wp14:editId="4BC288EB">
+            <wp:extent cx="6053455" cy="4334933"/>
+            <wp:effectExtent l="0" t="0" r="4445" b="0"/>
+            <wp:docPr id="1404992102" name="Picture 7"/>
+            <wp:cNvGraphicFramePr>
+              <a:graphicFrameLocks xmlns:a="http://schemas.openxmlformats.org/drawingml/2006/main" noChangeAspect="1"/>
+            </wp:cNvGraphicFramePr>
+            <a:graphic xmlns:a="http://schemas.openxmlformats.org/drawingml/2006/main">
+              <a:graphicData uri="http://schemas.openxmlformats.org/drawingml/2006/picture">
+                <pic:pic xmlns:pic="http://schemas.openxmlformats.org/drawingml/2006/picture">
+                  <pic:nvPicPr>
+                    <pic:cNvPr id="1404992102" name="Picture 1404992102"/>
+                    <pic:cNvPicPr/>
+                  </pic:nvPicPr>
+                  <pic:blipFill>
+                    <a:blip r:embed="rId11" cstate="print">
+                      <a:extLst>
+                        <a:ext uri="{28A0092B-C50C-407E-A947-70E740481C1C}">
+                          <a14:useLocalDpi xmlns:a14="http://schemas.microsoft.com/office/drawing/2010/main" val="0"/>
+                        </a:ext>
+                      </a:extLst>
+                    </a:blip>
+                    <a:stretch>
+                      <a:fillRect/>
+                    </a:stretch>
+                  </pic:blipFill>
+                  <pic:spPr>
+                    <a:xfrm>
+                      <a:off x="0" y="0"/>
+                      <a:ext cx="6066914" cy="4344571"/>
                     </a:xfrm>
                     <a:prstGeom prst="rect">
                       <a:avLst/>
